--- a/Nguyen_Trong_Nam_2251061846.docx
+++ b/Nguyen_Trong_Nam_2251061846.docx
@@ -4148,7 +4148,7 @@
                 <w:noProof/>
                 <w:webHidden/>
               </w:rPr>
-              <w:t>35</w:t>
+              <w:t>36</w:t>
             </w:r>
             <w:r>
               <w:rPr>
@@ -4180,21 +4180,7 @@
                 <w:rStyle w:val="Hyperlink"/>
                 <w:noProof/>
               </w:rPr>
-              <w:t>KẾT LUẬN V</w:t>
-            </w:r>
-            <w:r>
-              <w:rPr>
-                <w:rStyle w:val="Hyperlink"/>
-                <w:noProof/>
-              </w:rPr>
-              <w:t>À</w:t>
-            </w:r>
-            <w:r>
-              <w:rPr>
-                <w:rStyle w:val="Hyperlink"/>
-                <w:noProof/>
-              </w:rPr>
-              <w:t xml:space="preserve"> HƯỚNG PHÁT TRIỂN</w:t>
+              <w:t>KẾT LUẬN VÀ HƯỚNG PHÁT TRIỂN</w:t>
             </w:r>
             <w:r>
               <w:rPr>
@@ -4235,7 +4221,7 @@
                 <w:noProof/>
                 <w:webHidden/>
               </w:rPr>
-              <w:t>37</w:t>
+              <w:t>38</w:t>
             </w:r>
             <w:r>
               <w:rPr>
@@ -4382,7 +4368,7 @@
                 <w:noProof/>
                 <w:webHidden/>
               </w:rPr>
-              <w:t>42</w:t>
+              <w:t>43</w:t>
             </w:r>
             <w:r>
               <w:rPr>
@@ -6077,7 +6063,10 @@
         <w:pStyle w:val="Content"/>
       </w:pPr>
       <w:r>
-        <w:t>Trong thập kỷ vừa qua, ngành viễn thông toàn cầu đã bước vào giai đoạn bão hòa khi mức độ thâm nhập thị trường ở nhiều quốc gia đạt trên 100%. Tại Việt Nam, theo số liệu của Bộ Thông tin và Truyền thông, tính đến cuối năm 2023, số lượng thuê bao di động ước tính vượt 180 triệu, tương đương gần 183% dân số. Trong bối cảnh đó, tăng trưởng doanh thu từ việc thu hút khách hàng mới ngày càng trở nên khó khăn, buộc các doanh nghiệp phải chuyển chiến lược sang trọng tâm giữ chân khách hàng hiện tại.</w:t>
+        <w:t>Trong thập kỷ vừa qua, ngành viễn thông toàn cầu đã bước vào giai đoạn bão hòa khi mức độ thâm nhập thị trường ở nhiều quốc gia đạt trên 100%. Tại Việt Nam, theo số liệu của Bộ Thông tin và Truyền thông, tính đến cuối năm 2023, số lượng thuê bao di động ước tính vượt 180 triệu, tương đương gần 183% dân số [15]. Trong bối cảnh đó, tăng trưởng doanh thu từ việc thu hút khách hàng mới ngày càng trở nên khó khăn, buộc các doanh nghiệp phải chuyển chiến lược sang trọng tâm giữ chân khách hàng hiện tại</w:t>
+      </w:r>
+      <w:r>
+        <w:t>.</w:t>
       </w:r>
     </w:p>
     <w:p>
@@ -6085,7 +6074,10 @@
         <w:pStyle w:val="Content"/>
       </w:pPr>
       <w:r>
-        <w:t>Theo nhiều nghiên cứu marketing, chi phí để thu hút một khách hàng mới (CAC – Customer Acquisition Cost) cao hơn từ 5 đến 7 lần so với chi phí giữ chân một khách hàng cũ [1]. Hơn nữa, nghiên cứu của Reichheld và Sasser (1990) trên Harvard Business Review đã chỉ ra rằng chỉ cần giảm 5% tỷ lệ rời bỏ (Churn Rate) có thể giúp lợi nhuận doanh nghiệp tăng từ 25% đến 95% [2]. Điều này cho thấy việc dự đoán và ngăn chặn Churn không chỉ là vấn đề kỹ thuật mà còn là ưu tiên chiến lược cấp độ ban lãnh đạo.</w:t>
+        <w:t>Theo nhiều nghiên cứu marketing, chi phí để thu hút một khách hàng mới (CAC – Customer Acquisition Cost) cao hơn từ 5 đến 7 lần so với chi phí giữ chân một khách hàng cũ [1]. Hơn nữa, nghiên cứu của Reichheld và Sasser (1990) trên Harvard Business Review đã chỉ ra rằng chỉ cần giảm 5% tỷ lệ rời bỏ (Churn Rate) có thể giúp lợi nhuận doanh nghiệp tăng từ 25% đến 95% [2]. Điều này cho thấy việc dự đoán và ngăn chặn Churn không chỉ là vấn đề kỹ thuật mà còn là ưu tiên chiến lược cấp độ ban lãnh đạo</w:t>
+      </w:r>
+      <w:r>
+        <w:t>.</w:t>
       </w:r>
     </w:p>
     <w:p>
@@ -6093,7 +6085,10 @@
         <w:pStyle w:val="Content"/>
       </w:pPr>
       <w:r>
-        <w:t>Trong thực tế, nhiều doanh nghiệp viễn thông vẫn đang sử dụng các phương pháp truyền thống để nhận diện khách hàng có nguy cơ rời bỏ: phân tích hành vi tiêu thụ theo quy tắc if-then thủ công, khảo sát định kỳ, hoặc đơn giản là chờ đợi phản hồi từ bộ phận chăm sóc khách hàng. Những phương pháp này mang nặng tính phản ứng (reactive) thay vì chủ động (proactive), đồng thời không thể khai thác hiệu quả lượng dữ liệu khổng lồ mà doanh nghiệp đang sở hữu.</w:t>
+        <w:t>Trong thực tế, nhiều doanh nghiệp viễn thông vẫn đang sử dụng các phương pháp truyền thống để nhận diện khách hàng có nguy cơ rời bỏ: phân tích hành vi tiêu thụ theo quy tắc if-then thủ công, khảo sát định kỳ, hoặc đơn giản là chờ đợi phản hồi từ bộ phận chăm sóc khách hàng. Những phương pháp này mang nặng tính phản ứng (reactive) thay vì chủ động (proactive), đồng thời không thể khai thác hiệu quả lượng dữ liệu khổng lồ mà doanh nghiệp đang sở hữu</w:t>
+      </w:r>
+      <w:r>
+        <w:t>.</w:t>
       </w:r>
     </w:p>
     <w:p>
@@ -6101,7 +6096,10 @@
         <w:pStyle w:val="Content"/>
       </w:pPr>
       <w:r>
-        <w:t>Machine Learning (ML) cung cấp một giải pháp có tính hệ thống và khả năng mở rộng vượt trội. Thay vì dựa vào quy tắc do con người định nghĩa, các thuật toán ML có khả năng tự học các mẫu phức tạp, phi tuyến từ dữ liệu lịch sử khách hàng, bao gồm hành vi sử dụng dịch vụ, lịch sử thanh toán, loại hợp đồng và thông tin nhân khẩu học. Từ đó, hệ thống có thể đưa ra xác suất rời bỏ cho từng cá nhân, cho phép đội ngũ chăm sóc khách hàng can thiệp chủ động và cá nhân hóa trước khi sự kiện Churn xảy ra.</w:t>
+        <w:t>Machine Learning (ML) cung cấp một giải pháp có tính hệ thống và khả năng mở rộng vượt trội. Thay vì dựa vào quy tắc do con người định nghĩa, các thuật toán ML có khả năng tự học các mẫu phức tạp, phi tuyến từ dữ liệu lịch sử khách hàng, bao gồm hành vi sử dụng dịch vụ, lịch sử thanh toán, loại hợp đồng và thông tin nhân khẩu học. Từ đó, hệ thống có thể đưa ra xác suất rời bỏ cho từng cá nhân, cho phép đội ngũ chăm sóc khách hàng can thiệp chủ động và cá nhân hóa trước khi sự kiện Churn xảy ra</w:t>
+      </w:r>
+      <w:r>
+        <w:t>.</w:t>
       </w:r>
     </w:p>
     <w:p>
@@ -6110,7 +6108,10 @@
       </w:pPr>
       <w:r>
         <w:lastRenderedPageBreak/>
-        <w:t>Xuất phát từ những nhận thức trên, đề tài "Xây dựng hệ thống dự đoán khả năng rời bỏ dịch vụ của khách hàng sử dụng Machine Learning" được lựa chọn với kỳ vọng xây dựng một hệ thống đầy đủ, từ khâu xử lý dữ liệu thô đến triển khai ứng dụng Web, nhằm hỗ trợ doanh nghiệp viễn thông đưa ra quyết định kinh doanh dựa trên dữ liệu (data-driven decision making)</w:t>
+        <w:t>Xuất phát từ những nhận thức trên, đề tài "Xây dựng hệ thống dự đoán khả năng rời bỏ dịch vụ của khách hàng sử dụng Machine Learning" được lựa chọn với kỳ vọng xây dựng một hệ thống đầy đủ, từ khâu xử lý dữ liệu thô đến triển khai ứng dụng Web, nhằm hỗ trợ doanh nghiệp viễn thông đưa ra quyết định kinh doanh dựa trên dữ liệu (data-driven decision making</w:t>
+      </w:r>
+      <w:r>
+        <w:t>)</w:t>
       </w:r>
       <w:r>
         <w:t>.</w:t>
@@ -6306,10 +6307,7 @@
         </w:numPr>
       </w:pPr>
       <w:r>
-        <w:t>Đ</w:t>
-      </w:r>
-      <w:r>
-        <w:t>ánh giá, so sánh và lựa chọn mô hình tối ưu dựa trên các chỉ số Accuracy, Precision, Recall và F1-Score, ưu tiên tối ưu hóa chỉ số Recall để không bỏ sót khách hàng có nguy cơ rời bỏ.</w:t>
+        <w:t>Đánh giá, so sánh và lựa chọn mô hình tối ưu dựa trên các chỉ số Accuracy, Precision, Recall và F1-Score, ưu tiên tối ưu hóa chỉ số Recall để không bỏ sót khách hàng có nguy cơ rời bỏ.</w:t>
       </w:r>
     </w:p>
     <w:p>
@@ -6321,10 +6319,7 @@
         </w:numPr>
       </w:pPr>
       <w:r>
-        <w:t>T</w:t>
-      </w:r>
-      <w:r>
-        <w:t>riển khai ứng dụng Web tương tác bằng Streamlit, cho phép người dùng cuối nhập thông tin khách hàng và nhận kết quả dự báo theo thời gian thực, bao gồm xác suất Churn, nhãn phân loại và mức độ rủi ro.</w:t>
+        <w:t>Triển khai ứng dụng Web tương tác bằng Streamlit, cho phép người dùng cuối nhập thông tin khách hàng và nhận kết quả dự báo theo thời gian thực, bao gồm xác suất Churn, nhãn phân loại và mức độ rủi ro.</w:t>
       </w:r>
     </w:p>
     <w:p>
@@ -6358,7 +6353,10 @@
         <w:pStyle w:val="Content"/>
       </w:pPr>
       <w:r>
-        <w:t>Bộ dữ liệu sử dụng là IBM Telco Customer Churn, được IBM phát hành công khai trên nền tảng Kaggle. Bộ dữ liệu gồm 7.043 bản ghi khách hàng với 21 cột đặc trưng, phản ánh thông tin lịch sử của khách hàng sử dụng dịch vụ điện thoại và Internet. Tỷ lệ Churn trong tập dữ liệu là khoảng 26,5%, phản ánh sự mất cân bằng nhãn (class imbalance) đặc trưng của các bài toán thực tế trong ngành.</w:t>
+        <w:t>Bộ dữ liệu sử dụng là IBM Telco Customer Churn, được IBM phát hành công khai trên nền tảng Kaggle. Bộ dữ liệu gồm 7.043 bản ghi khách hàng với 21 cột đặc trưng, phản ánh thông tin lịch sử của khách hàng sử dụng dịch vụ điện thoại và Internet. Tỷ lệ Churn trong tập dữ liệu là khoảng 26,5%, phản ánh sự mất cân bằng nhãn (class imbalance) đặc trưng của các bài toán thực tế trong ngành</w:t>
+      </w:r>
+      <w:r>
+        <w:t>.</w:t>
       </w:r>
     </w:p>
     <w:p>
@@ -6366,10 +6364,7 @@
         <w:pStyle w:val="Content"/>
       </w:pPr>
       <w:r>
-        <w:t>Đề tài không đặt mục tiêu triển khai trên hạ tầng đám mây (Cloud) hay tích hợp với hệ thống CRM thực tế của doanh nghiệp, mà tập trung vào tính đúng đắn về phương pháp, chất lượng mô hình và tính dễ sử dụng của giao diện Web</w:t>
-      </w:r>
-      <w:r>
-        <w:t>.</w:t>
+        <w:t>Đề tài không đặt mục tiêu triển khai trên hạ tầng đám mây (Cloud) hay tích hợp với hệ thống CRM thực tế của doanh nghiệp, mà tập trung vào tính đúng đắn về phương pháp, chất lượng mô hình và tính dễ sử dụng của giao diện Web.</w:t>
       </w:r>
     </w:p>
     <w:p>
@@ -6387,7 +6382,10 @@
         <w:pStyle w:val="Content"/>
       </w:pPr>
       <w:r>
-        <w:t>Đồ án được triển khai theo khuôn khổ CRISP-DM (Cross-Industry Standard Process for Data Mining) – quy trình chuẩn công nghiệp trong các dự án Khoa học Dữ liệu, bao gồm sáu giai đoạn tuần hoàn:</w:t>
+        <w:t>Đồ án được triển khai theo khuôn khổ CRISP-DM (Cross-Industry Standard Process for Data Mining) – quy trình chuẩn công nghiệp trong các dự án Khoa học Dữ liệu, bao gồm sáu giai đoạn tuần hoàn [14]</w:t>
+      </w:r>
+      <w:r>
+        <w:t>:</w:t>
       </w:r>
     </w:p>
     <w:p>
@@ -6700,7 +6698,13 @@
               <w:rPr>
                 <w:rFonts w:ascii="Cambria Math" w:hAnsi="Cambria Math"/>
               </w:rPr>
-              <m:t>0 hoặc 1</m:t>
+              <m:t xml:space="preserve">0 </m:t>
+            </m:r>
+            <m:r>
+              <w:rPr>
+                <w:rFonts w:ascii="Cambria Math" w:hAnsi="Cambria Math"/>
+              </w:rPr>
+              <m:t>hoặc 1</m:t>
             </m:r>
           </m:e>
         </m:d>
@@ -6729,10 +6733,7 @@
         </m:r>
       </m:oMath>
       <w:r>
-        <w:t xml:space="preserve"> </w:t>
-      </w:r>
-      <w:r>
-        <w:t>và hoàn toàn khuyết thiếu nhãn mục tiêu. Thuật toán tự động khai phá cấu trúc tiềm ẩn bên trong dữ liệu thông qua các kỹ thuật như phân cụm dữ liệu (clustering) nhằm phân nhóm khách hàng theo hành vi tiêu dùng hoặc giảm chiều không gian đặc trưng (dimensionality reduction)</w:t>
+        <w:t xml:space="preserve"> và hoàn toàn khuyết thiếu nhãn mục tiêu. Thuật toán tự động khai phá cấu trúc tiềm ẩn bên trong dữ liệu thông qua các kỹ thuật như phân cụm dữ liệu (clustering) nhằm phân nhóm khách hàng theo hành vi tiêu dùng hoặc giảm chiều không gian đặc trưng (dimensionality reduction)</w:t>
       </w:r>
       <w:r>
         <w:t>.</w:t>
@@ -6821,7 +6822,10 @@
         <w:pStyle w:val="Content"/>
       </w:pPr>
       <w:r>
-        <w:t xml:space="preserve">Mặc dù mang tên gọi "hồi quy", Logistic Regression thực chất là thuật toán phân loại nhị phân kinh điển, sở hữu nền tảng toán học chặt chẽ và khả năng giải thích cao (explainability). Ý tưởng cốt lõi của phương pháp là mô hình hóa xác suất xảy ra của một sự kiện nhị phân bằng cách áp dụng hàm phi tuyến Sigmoid lên một tổ hợp tuyến tính chứa các đặc trưng đầu vào.  </w:t>
+        <w:t>Mặc dù mang tên gọi "hồi quy", Logistic Regression thực chất là thuật toán phân loại nhị phân kinh điển, sở hữu nền tảng toán học chặt chẽ và khả năng giải thích cao (explainability). Ý tưởng cốt lõi của phương pháp là mô hình hóa xác suất xảy ra của một sự kiện nhị phân bằng cách áp dụng hàm phi tuyến Sigmoid lên một tổ hợp tuyến tính chứa các đặc trưng đầu vào [8]</w:t>
+      </w:r>
+      <w:r>
+        <w:t xml:space="preserve">.  </w:t>
       </w:r>
     </w:p>
     <w:p>
@@ -7252,19 +7256,7 @@
           <w:rPr>
             <w:rFonts w:ascii="Cambria Math" w:hAnsi="Cambria Math"/>
           </w:rPr>
-          <m:t>z→</m:t>
-        </m:r>
-        <m:r>
-          <w:rPr>
-            <w:rFonts w:ascii="Cambria Math" w:hAnsi="Cambria Math"/>
-          </w:rPr>
-          <m:t>-</m:t>
-        </m:r>
-        <m:r>
-          <w:rPr>
-            <w:rFonts w:ascii="Cambria Math" w:hAnsi="Cambria Math"/>
-          </w:rPr>
-          <m:t>∞</m:t>
+          <m:t>z→-∞</m:t>
         </m:r>
       </m:oMath>
       <w:r>
@@ -7278,13 +7270,7 @@
           <w:rPr>
             <w:rFonts w:ascii="Cambria Math" w:hAnsi="Cambria Math"/>
           </w:rPr>
-          <m:t>σ(z)→</m:t>
-        </m:r>
-        <m:r>
-          <w:rPr>
-            <w:rFonts w:ascii="Cambria Math" w:hAnsi="Cambria Math"/>
-          </w:rPr>
-          <m:t>0</m:t>
+          <m:t>σ(z)→0</m:t>
         </m:r>
       </m:oMath>
       <w:r>
@@ -7778,7 +7764,10 @@
         <w:pStyle w:val="Content"/>
       </w:pPr>
       <w:r>
-        <w:t xml:space="preserve">Decision Tree là thuật toán phân loại có cấu trúc dạng cây phân cấp, trong đó mỗi nút trong (internal node) thiết lập một điều kiện kiểm tra trên một đặc trưng thuộc tính, mỗi nhánh rẽ đại diện cho một kết quả của điều kiện, và mỗi nút lá (leaf node) lưu trữ nhãn phân loại cuối cùng. Tiến trình xây dựng cây được thực hiện đệ quy: tại mỗi bước phân tách, thuật toán lựa chọn một thuộc tính và một ngưỡng chia tối ưu sao cho độ thuần khiết (purity) của các tập con thu được là lớn nhất.  </w:t>
+        <w:t>Decision Tree là thuật toán phân loại có cấu trúc dạng cây phân cấp, trong đó mỗi nút trong (internal node) thiết lập một điều kiện kiểm tra trên một đặc trưng thuộc tính, mỗi nhánh rẽ đại diện cho một kết quả của điều kiện, và mỗi nút lá (leaf node) lưu trữ nhãn phân loại cuối cùng. Tiến trình xây dựng cây được thực hiện đệ quy: tại mỗi bước phân tách, thuật toán lựa chọn một thuộc tính và một ngưỡng chia tối ưu sao cho độ thuần khiết (purity) của các tập con thu được là lớn nhất [9].</w:t>
+      </w:r>
+      <w:r>
+        <w:t xml:space="preserve">  </w:t>
       </w:r>
     </w:p>
     <w:p>
@@ -8395,7 +8384,10 @@
         <w:pStyle w:val="Content"/>
       </w:pPr>
       <w:r>
-        <w:t>Cây quyết định sở hữu ưu điểm về tính trực quan, cho phép chuyển đổi kết quả phân loại thành một tập hợp các quy tắc điều kiện if-then tường minh, dễ hiểu đối với nhà quản trị. Dù vậy, một cây quyết định đơn lẻ rất dễ rơi vào trạng thái Overfitting nghiêm trọng nếu không có cơ chế kiểm soát chiều sâu cấu trúc. Trong nghiên cứu này, cây được ràng buộc bằng các tham số giới hạn max_depth=6 và min_samples_leaf=25 nhằm kiểm soát độ phức tạp hình học và củng cố năng lực khái quát hóa.</w:t>
+        <w:t>Cây quyết định sở hữu ưu điểm về tính trực quan, cho phép chuyển đổi kết quả phân loại thành một tập hợp các quy tắc điều kiện if-then tường minh, dễ hiểu đối với nhà quản trị. Dù vậy, một cây quyết định đơn lẻ rất dễ rơi vào trạng thái Overfitting nghiêm trọng nếu không có cơ chế kiểm soát chiều sâu cấu trúc. Trong nghiên cứu này, cây được ràng buộc bằng các tham số giới hạn max_depth=6 và min_samples_leaf=25 nhằm kiểm soát độ phức tạp hình học và củng cố năng lực khái quát hóa</w:t>
+      </w:r>
+      <w:r>
+        <w:t>.</w:t>
       </w:r>
     </w:p>
     <w:p>
@@ -8416,7 +8408,7 @@
         <w:pStyle w:val="Content"/>
       </w:pPr>
       <w:r>
-        <w:t xml:space="preserve">Random Forest đại diện cho phương pháp học tổ hợp (Ensemble Learning), vận hành dựa trên tư tưởng kết hợp sức mạnh dự báo của một tập hợp nhiều mô hình yếu (weak learners) nhằm kiến tạo một mô hình tổng thể có độ chính xác cao và tính ổn định bền vững (strong learner). Thuật toán tiến hành xây dựng đồng thời </w:t>
+        <w:t xml:space="preserve">Random Forest đại diện cho phương pháp học tổ hợp (Ensemble Learning), vận hành dựa trên tư tưởng kết hợp sức mạnh dự báo của một tập hợp nhiều mô hình yếu (weak learners) nhằm kiến tạo một mô hình tổng thể có độ chính xác cao và tính ổn định bền vững (strong learner) [7]. Thuật toán tiến hành xây dựng đồng thời </w:t>
       </w:r>
       <m:oMath>
         <m:r>
@@ -8427,7 +8419,10 @@
         </m:r>
       </m:oMath>
       <w:r>
-        <w:t xml:space="preserve"> cây quyết định độc lập hoàn toàn và tổng hợp kết quả phân loại thông qua cơ chế bỏ phiếu đa số (majority voting). Tính ngẫu nhiên cấu thành nên sức mạnh của thuật toán được triển khai song song qua hai cơ chế độc lập:  </w:t>
+        <w:t xml:space="preserve"> cây quyết định độc lập hoàn toàn và tổng hợp kết quả phân loại thông qua cơ chế bỏ phiếu đa số (majority voting). Tính ngẫu nhiên cấu thành nên sức mạnh của thuật toán được triển khai song song qua hai cơ chế độc lập</w:t>
+      </w:r>
+      <w:r>
+        <w:t xml:space="preserve">:  </w:t>
       </w:r>
     </w:p>
     <w:p>
@@ -9078,7 +9073,13 @@
         <w:rPr>
           <w:rFonts w:eastAsiaTheme="minorHAnsi"/>
         </w:rPr>
-        <w:t xml:space="preserve">Pandas (v2.2.2): Thư viện nền tảng phục vụ thao tác và phân tích cấu trúc dữ liệu bảng (tabular data) thông qua đối tượng DataFrame, tối ưu hóa tốc độ làm sạch, biến đổi và tổng hợp dữ liệu hiệu quả.  </w:t>
+        <w:t>Pandas (v2.2.2) [4]: Thư viện nền tảng phục vụ thao tác và phân tích cấu trúc dữ liệu bảng (tabular data) thông qua đối tượng DataFrame, tối ưu hóa tốc độ làm sạch, biến đổi và tổng hợp dữ liệu hiệu quả</w:t>
+      </w:r>
+      <w:r>
+        <w:rPr>
+          <w:rFonts w:eastAsiaTheme="minorHAnsi"/>
+        </w:rPr>
+        <w:t xml:space="preserve">.  </w:t>
       </w:r>
     </w:p>
     <w:p>
@@ -9096,7 +9097,13 @@
         <w:rPr>
           <w:rFonts w:eastAsiaTheme="minorHAnsi"/>
         </w:rPr>
-        <w:t xml:space="preserve">Scikit-learn (v1.4.2): Thư viện Khoa học dữ liệu toàn diện cho ngôn ngữ Python, cung cấp các module chuẩn hóa toán học phục vụ tiền xử lý (StandardScaler, OneHotEncoder, SimpleImputer), các thuật toán cốt lõi (LogisticRegression, DecisionTreeClassifier, RandomForestClassifier), kết hợp các công cụ kiểm soát luồng Pipeline và hàm đánh giá kiểm định chéo.  </w:t>
+        <w:t>Scikit-learn (v1.4.2) [5]: Thư viện Khoa học dữ liệu toàn diện cho ngôn ngữ Python, cung cấp các module chuẩn hóa toán học phục vụ tiền xử lý (StandardScaler, OneHotEncoder, SimpleImputer), các thuật toán cốt lõi (LogisticRegression, DecisionTreeClassifier, RandomForestClassifier), kết hợp các công cụ kiểm soát luồng Pipeline và hàm đánh giá kiểm định chéo</w:t>
+      </w:r>
+      <w:r>
+        <w:rPr>
+          <w:rFonts w:eastAsiaTheme="minorHAnsi"/>
+        </w:rPr>
+        <w:t xml:space="preserve">.  </w:t>
       </w:r>
     </w:p>
     <w:p>
@@ -9121,7 +9128,13 @@
           <w:rFonts w:eastAsiaTheme="minorHAnsi"/>
         </w:rPr>
         <w:lastRenderedPageBreak/>
-        <w:t xml:space="preserve">phối xác suất toán học, đồ thị Ma trận nhầm lẫn và biểu đồ độ quan trọng của đặc trưng thuộc tính.  </w:t>
+        <w:t>phối xác suất toán học, đồ thị Ma trận nhầm lẫn và biểu đồ độ quan trọng của đặc trưng thuộc tính</w:t>
+      </w:r>
+      <w:r>
+        <w:rPr>
+          <w:rFonts w:eastAsiaTheme="minorHAnsi"/>
+        </w:rPr>
+        <w:t xml:space="preserve">.  </w:t>
       </w:r>
     </w:p>
     <w:p>
@@ -9157,7 +9170,13 @@
         <w:rPr>
           <w:rFonts w:eastAsiaTheme="minorHAnsi"/>
         </w:rPr>
-        <w:t xml:space="preserve">Streamlit (v1.35.0): Framework mã nguồn mở hỗ trợ chuyển đổi trực tiếp các script Python thành ứng dụng Web tương tác, giúp tối ưu hóa tiến trình triển khai giao diện người dùng (UI) cho nhân viên nghiệp vụ mà không đòi hỏi hạ tầng phức tạp về HTML/CSS/JavaScript.  </w:t>
+        <w:t>Streamlit (v1.35.0) [11]: Framework mã nguồn mở hỗ trợ chuyển đổi trực tiếp các script Python thành ứng dụng Web tương tác, giúp tối ưu hóa tiến trình triển khai giao diện người dùng (UI) cho nhân viên nghiệp vụ mà không đòi hỏi hạ tầng phức tạp về HTML/CSS/JavaScript</w:t>
+      </w:r>
+      <w:r>
+        <w:rPr>
+          <w:rFonts w:eastAsiaTheme="minorHAnsi"/>
+        </w:rPr>
+        <w:t xml:space="preserve">.  </w:t>
       </w:r>
     </w:p>
     <w:p>
@@ -9303,7 +9322,10 @@
         <w:pStyle w:val="Content"/>
       </w:pPr>
       <w:r>
-        <w:t>Bộ dữ liệu IBM Telco Customer Churn được IBM phát hành trong khuôn khổ chương trình Watson Analytics Sample Data, phản ánh thông tin của 7.043 khách hàng sử dụng dịch vụ điện thoại và Internet của một công ty viễn thông giả định. Dữ liệu bao gồm 21 cột đặc trưng, được phân thành bốn nhóm chức năng chính theo từ điển dữ liệu (Data Dictionary) sau:</w:t>
+        <w:t>Bộ dữ liệu IBM Telco Customer Churn được IBM phát hành trong khuôn khổ chương trình Watson Analytics Sample Data [6], phản ánh thông tin của 7.043 khách hàng sử dụng dịch vụ điện thoại và Internet của một công ty viễn thông giả định. Dữ liệu bao gồm 21 cột đặc trưng, được phân thành bốn nhóm chức năng chính theo từ điển dữ liệu (Data Dictionary) sau</w:t>
+      </w:r>
+      <w:r>
+        <w:t>:</w:t>
       </w:r>
     </w:p>
     <w:p>
@@ -14900,7 +14922,13 @@
         <w:pStyle w:val="Content"/>
       </w:pPr>
       <w:r>
-        <w:t>Toàn bộ quy trình tiền xử lý và huấn luyện được đóng gói trong scikit-learn Pipeline. Pipeline là một khái niệm quan trọng trong MLOps vì nó: (1) tự động áp dụng các bước tiền xử lý theo đúng thứ tự; (2) đảm bảo các tham số biến đổi (ví dụ: mean, std của StandardScaler) được học từ tập Train và áp dụng lên tập Test; (3) tạo ra một đối tượng duy nhất có thể serialize bằng joblib để triển khai.</w:t>
+        <w:t>Toàn bộ quy trình tiền xử lý và huấn luyện được đóng gói trong scikit-learn Pipeline. Pipeline là một khái niệm quan trọng trong MLOps vì nó: (1) tự động áp dụng các bước tiền xử lý theo đúng thứ tự; (2) đảm bảo các tham số biến đổi (ví dụ: mean, std của StandardScaler) được học từ tập Train và áp dụng lên tập Test; (3) tạo ra một đối tượng duy nhất có thể serialize bằng joblib để triển khai</w:t>
+      </w:r>
+      <w:r>
+        <w:t xml:space="preserve"> </w:t>
+      </w:r>
+      <w:r>
+        <w:t>[3, 5].</w:t>
       </w:r>
     </w:p>
     <w:p>
@@ -14908,10 +14936,7 @@
         <w:pStyle w:val="Content"/>
       </w:pPr>
       <w:r>
-        <w:t>Kiến trúc Pipeline của từng mô hình như sau: ColumnTransformer (gồm Numeric Pipeline và Categorical Pipeline) → Mô hình phân loại (LR / DT / RF)</w:t>
-      </w:r>
-      <w:r>
-        <w:t>.</w:t>
+        <w:t>Kiến trúc Pipeline của từng mô hình như sau: ColumnTransformer (gồm Numeric Pipeline và Categorical Pipeline) → Mô hình phân loại (LR / DT / RF).</w:t>
       </w:r>
     </w:p>
     <w:p>
@@ -15771,10 +15796,7 @@
         </w:rPr>
       </w:pPr>
       <w:r>
-        <w:t>Mô hình được xếp hạng và lựa chọn dựa trên F1-Score tập Test. Mô hình tốt nhất được lưu trữ bằng joblib.dump() vào file best_churn_model.joblib để triển khai trong ứng dụng Web và CLI</w:t>
-      </w:r>
-      <w:r>
-        <w:t>.</w:t>
+        <w:t>Mô hình được xếp hạng và lựa chọn dựa trên F1-Score tập Test. Mô hình tốt nhất được lưu trữ bằng joblib.dump() vào file best_churn_model.joblib để triển khai trong ứng dụng Web và CLI.</w:t>
       </w:r>
     </w:p>
     <w:p>
@@ -16963,16 +16985,7 @@
         </m:r>
       </m:oMath>
       <w:r>
-        <w:t xml:space="preserve"> 77</w:t>
-      </w:r>
-      <w:r>
-        <w:t>-</w:t>
-      </w:r>
-      <w:r>
-        <w:t>79%, vượt ngưỡng mục tiêu 75% đề ra ban đầu. Điều này có ý nghĩa kinh doanh quan trọng: hệ thống có thể nhận diện được khoảng 3/4 đến 4/5 số khách hàng thực sự có ý định rời bỏ, cho phép doanh nghiệp can thiệp kịp thời với đại đa số nhóm nguy cơ cao</w:t>
-      </w:r>
-      <w:r>
-        <w:t>.</w:t>
+        <w:t xml:space="preserve"> 77-79%, vượt ngưỡng mục tiêu 75% đề ra ban đầu. Điều này có ý nghĩa kinh doanh quan trọng: hệ thống có thể nhận diện được khoảng 3/4 đến 4/5 số khách hàng thực sự có ý định rời bỏ, cho phép doanh nghiệp can thiệp kịp thời với đại đa số nhóm nguy cơ cao.</w:t>
       </w:r>
     </w:p>
     <w:p>
@@ -17240,10 +17253,7 @@
         <w:pStyle w:val="Content"/>
       </w:pPr>
       <w:r>
-        <w:t>Logistic Regression (Hình 4.4) có cấu trúc tương tự DT với TP = 293, FP = 288. Mặc dù Recall của LR cao (78,3%), Precision thấp nhất (50,4%) và F1 thấp nhất (61,4%), phản ánh xu hướng mô hình tuyến tính bảo thủ hơn trong việc lọc FP</w:t>
-      </w:r>
-      <w:r>
-        <w:t>.</w:t>
+        <w:t>Logistic Regression (Hình 4.4) có cấu trúc tương tự DT với TP = 293, FP = 288. Mặc dù Recall của LR cao (78,3%), Precision thấp nhất (50,4%) và F1 thấp nhất (61,4%), phản ánh xu hướng mô hình tuyến tính bảo thủ hơn trong việc lọc FP.</w:t>
       </w:r>
     </w:p>
     <w:p>
@@ -18462,10 +18472,7 @@
         <w:pStyle w:val="Content"/>
       </w:pPr>
       <w:r>
-        <w:t>InternetService_Fiber optic (4,58%) và PaymentMethod_Electronic check (3,87%) xuất hiện trong Top 10 và hoàn toàn nhất quán với các phát hiện EDA trước đó, khẳng định tính nhất quán của phân tích</w:t>
-      </w:r>
-      <w:r>
-        <w:t>.</w:t>
+        <w:t>InternetService_Fiber optic (4,58%) và PaymentMethod_Electronic check (3,87%) xuất hiện trong Top 10 và hoàn toàn nhất quán với các phát hiện EDA trước đó, khẳng định tính nhất quán của phân tích.</w:t>
       </w:r>
     </w:p>
     <w:p>
@@ -20771,6 +20778,48 @@
         <w:pStyle w:val="Content"/>
       </w:pPr>
       <w:r>
+        <w:drawing>
+          <wp:inline distT="0" distB="0" distL="0" distR="0" wp14:anchorId="23A2775B" wp14:editId="50CE01B9">
+            <wp:extent cx="5760720" cy="3065145"/>
+            <wp:effectExtent l="0" t="0" r="0" b="1905"/>
+            <wp:docPr id="380878341" name="Picture 1"/>
+            <wp:cNvGraphicFramePr>
+              <a:graphicFrameLocks xmlns:a="http://schemas.openxmlformats.org/drawingml/2006/main" noChangeAspect="1"/>
+            </wp:cNvGraphicFramePr>
+            <a:graphic xmlns:a="http://schemas.openxmlformats.org/drawingml/2006/main">
+              <a:graphicData uri="http://schemas.openxmlformats.org/drawingml/2006/picture">
+                <pic:pic xmlns:pic="http://schemas.openxmlformats.org/drawingml/2006/picture">
+                  <pic:nvPicPr>
+                    <pic:cNvPr id="380878341" name=""/>
+                    <pic:cNvPicPr/>
+                  </pic:nvPicPr>
+                  <pic:blipFill>
+                    <a:blip r:embed="rId28"/>
+                    <a:stretch>
+                      <a:fillRect/>
+                    </a:stretch>
+                  </pic:blipFill>
+                  <pic:spPr>
+                    <a:xfrm>
+                      <a:off x="0" y="0"/>
+                      <a:ext cx="5760720" cy="3065145"/>
+                    </a:xfrm>
+                    <a:prstGeom prst="rect">
+                      <a:avLst/>
+                    </a:prstGeom>
+                  </pic:spPr>
+                </pic:pic>
+              </a:graphicData>
+            </a:graphic>
+          </wp:inline>
+        </w:drawing>
+      </w:r>
+    </w:p>
+    <w:p>
+      <w:pPr>
+        <w:pStyle w:val="Content"/>
+      </w:pPr>
+      <w:r>
         <w:t>Ứng dụng gồm hai tab chức năng chính:</w:t>
       </w:r>
     </w:p>
@@ -20795,7 +20844,11 @@
         </w:numPr>
       </w:pPr>
       <w:r>
-        <w:t>Tab "Dự đoán theo lô (File)": Người dùng tải lên file CSV chứa thông tin nhiều khách hàng, hệ thống xử lý toàn bộ và trả về file kết quả có thể tải về (download) với hai cột bổ sung: churn_probability và prediction_label. Chức năng này đặc biệt hữu ích cho việc xử lý định kỳ toàn bộ tệp khách hàng (ví dụ: hàng tuần).</w:t>
+        <w:t xml:space="preserve">Tab "Dự đoán theo lô (File)": Người dùng tải lên file CSV chứa thông tin nhiều khách hàng, hệ thống xử lý toàn bộ và trả về file kết quả có thể tải về (download) </w:t>
+      </w:r>
+      <w:r>
+        <w:lastRenderedPageBreak/>
+        <w:t>với hai cột bổ sung: churn_probability và prediction_label. Chức năng này đặc biệt hữu ích cho việc xử lý định kỳ toàn bộ tệp khách hàng (ví dụ: hàng tuần).</w:t>
       </w:r>
     </w:p>
     <w:p>
@@ -20803,16 +20856,7 @@
         <w:pStyle w:val="Content"/>
       </w:pPr>
       <w:r>
-        <w:t xml:space="preserve">Hệ thống xử lý thông minh các mâu thuẫn dữ liệu đầu vào: nếu người dùng chọn PhoneService = "No" nhưng lại chọn MultipleLines = "Yes", hệ thống tự động gán MultipleLines = "No phone service" trước khi truyền vào mô hình. Tương tự, nếu InternetService = "No", các dịch vụ phụ thuộc Internet (OnlineSecurity, TechSupport, v.v.) sẽ được tự động gán là </w:t>
-      </w:r>
-      <w:r>
-        <w:t>“</w:t>
-      </w:r>
-      <w:r>
-        <w:t>No internet service</w:t>
-      </w:r>
-      <w:r>
-        <w:t>”.</w:t>
+        <w:t>Hệ thống xử lý thông minh các mâu thuẫn dữ liệu đầu vào: nếu người dùng chọn PhoneService = "No" nhưng lại chọn MultipleLines = "Yes", hệ thống tự động gán MultipleLines = "No phone service" trước khi truyền vào mô hình. Tương tự, nếu InternetService = "No", các dịch vụ phụ thuộc Internet (OnlineSecurity, TechSupport, v.v.) sẽ được tự động gán là “No internet service”.</w:t>
       </w:r>
     </w:p>
     <w:p>
@@ -20843,7 +20887,6 @@
         <w:pStyle w:val="Caption"/>
       </w:pPr>
       <w:r>
-        <w:lastRenderedPageBreak/>
         <w:t>Bảng 4.5. Danh sách các Test Case trong bộ kiểm thử hệ thống</w:t>
       </w:r>
     </w:p>
@@ -21878,6 +21921,7 @@
                 <w:rFonts w:asciiTheme="minorHAnsi" w:hAnsiTheme="minorHAnsi" w:cstheme="minorHAnsi"/>
                 <w:szCs w:val="26"/>
               </w:rPr>
+              <w:lastRenderedPageBreak/>
               <w:t>7</w:t>
             </w:r>
           </w:p>
@@ -22410,44 +22454,8 @@
         <w:pStyle w:val="Content"/>
       </w:pPr>
       <w:r>
-        <w:lastRenderedPageBreak/>
         <w:t>Toàn bộ 10 test case đều PASSED. Tầng Unit Test (TC1–TC4) xác minh tính đúng đắn của từng hàm xử lý nhỏ lẻ trong module data_processing.py và modeling.py. Tầng Integration Test (TC5–TC6) kiểm tra sự phối hợp giữa các module khi xử lý dữ liệu "bẩn" thực tế. Tầng System Test (TC9–TC10) chạy toàn bộ pipeline từ đầu đến cuối và xác minh sự tồn tại của các file output quan trọng.</w:t>
       </w:r>
-    </w:p>
-    <w:p>
-      <w:pPr>
-        <w:pStyle w:val="Content"/>
-      </w:pPr>
-    </w:p>
-    <w:p>
-      <w:pPr>
-        <w:pStyle w:val="Content"/>
-      </w:pPr>
-    </w:p>
-    <w:p>
-      <w:pPr>
-        <w:pStyle w:val="Content"/>
-      </w:pPr>
-    </w:p>
-    <w:p>
-      <w:pPr>
-        <w:pStyle w:val="Content"/>
-      </w:pPr>
-    </w:p>
-    <w:p>
-      <w:pPr>
-        <w:pStyle w:val="Content"/>
-      </w:pPr>
-    </w:p>
-    <w:p>
-      <w:pPr>
-        <w:pStyle w:val="Content"/>
-      </w:pPr>
-    </w:p>
-    <w:p>
-      <w:pPr>
-        <w:pStyle w:val="Content"/>
-      </w:pPr>
     </w:p>
     <w:p>
       <w:pPr>
@@ -22499,6 +22507,7 @@
       </w:pPr>
       <w:bookmarkStart w:id="41" w:name="_Toc230949129"/>
       <w:r>
+        <w:lastRenderedPageBreak/>
         <w:t>KẾT LUẬN VÀ HƯỚNG PHÁT TRIỂN</w:t>
       </w:r>
       <w:bookmarkEnd w:id="41"/>
@@ -22514,6 +22523,12 @@
         <w:rPr>
           <w:rStyle w:val="Strong"/>
         </w:rPr>
+        <w:t xml:space="preserve">5.1. </w:t>
+      </w:r>
+      <w:r>
+        <w:rPr>
+          <w:rStyle w:val="Strong"/>
+        </w:rPr>
         <w:t>Những gì đã đạt được</w:t>
       </w:r>
     </w:p>
@@ -22522,7 +22537,6 @@
         <w:pStyle w:val="Content"/>
       </w:pPr>
       <w:r>
-        <w:lastRenderedPageBreak/>
         <w:t>Sau quá trình nghiên cứu và triển khai, đồ án đã hoàn thành đầy đủ và vượt mức các mục tiêu đề ra ban đầu trong đề cương. Cụ thể:</w:t>
       </w:r>
     </w:p>
@@ -22559,10 +22573,7 @@
         </w:numPr>
       </w:pPr>
       <w:r>
-        <w:t>Đ</w:t>
-      </w:r>
-      <w:r>
-        <w:t>ã xây dựng và so sánh ba mô hình ML với quy trình nghiêm ngặt: 5-Fold Cross-Validation trên tập Train và đánh giá Hold-out trên tập Test độc lập. Mô hình Random Forest được lựa chọn đạt Recall = 77,0% và F1-Score = 62,95%, vượt ngưỡng mục tiêu Recall ≥ 75%.</w:t>
+        <w:t>Đã xây dựng và so sánh ba mô hình ML với quy trình nghiêm ngặt: 5-Fold Cross-Validation trên tập Train và đánh giá Hold-out trên tập Test độc lập. Mô hình Random Forest được lựa chọn đạt Recall = 77,0% và F1-Score = 62,95%, vượt ngưỡng mục tiêu Recall ≥ 75%.</w:t>
       </w:r>
     </w:p>
     <w:p>
@@ -22574,13 +22585,7 @@
         </w:numPr>
       </w:pPr>
       <w:r>
-        <w:t xml:space="preserve">Đã triển khai ứng dụng Web tương tác bằng Streamlit với đầy đủ hai chức năng dự đoán </w:t>
-      </w:r>
-      <w:r>
-        <w:t>đ</w:t>
-      </w:r>
-      <w:r>
-        <w:t>ơn lẻ và theo lô, tích hợp cơ chế xử lý mâu thuẫn dữ liệu đầu vào và điều chỉnh ngưỡng phân loại linh hoạt.</w:t>
+        <w:t>Đã triển khai ứng dụng Web tương tác bằng Streamlit với đầy đủ hai chức năng dự đoán đơn lẻ và theo lô, tích hợp cơ chế xử lý mâu thuẫn dữ liệu đầu vào và điều chỉnh ngưỡng phân loại linh hoạt.</w:t>
       </w:r>
     </w:p>
     <w:p>
@@ -22643,11 +22648,8 @@
         </w:numPr>
       </w:pPr>
       <w:r>
-        <w:t xml:space="preserve">Chưa áp dụng kỹ thuật tối ưu siêu tham số (Hyperparameter Tuning) như GridSearchCV hay RandomizedSearchCV. Các siêu tham số hiện tại được chọn </w:t>
-      </w:r>
-      <w:r>
         <w:lastRenderedPageBreak/>
-        <w:t>theo kinh nghiệm và thực nghiệm thủ công, chưa đảm bảo đây là cấu hình tối ưu về mặt toán học.</w:t>
+        <w:t>Chưa áp dụng kỹ thuật tối ưu siêu tham số (Hyperparameter Tuning) như GridSearchCV hay RandomizedSearchCV. Các siêu tham số hiện tại được chọn theo kinh nghiệm và thực nghiệm thủ công, chưa đảm bảo đây là cấu hình tối ưu về mặt toán học.</w:t>
       </w:r>
     </w:p>
     <w:p>
@@ -22659,7 +22661,10 @@
         </w:numPr>
       </w:pPr>
       <w:r>
-        <w:t>Chưa áp dụng các kỹ thuật oversampling tiên tiến như SMOTE (Synthetic Minority Over-sampling Technique) để xử lý mất cân bằng nhãn. Giải pháp class_weight='balanced' đơn giản hơn và ít rủi ro hơn nhưng cũng có thể không tối ưu cho mọi trường hợp.</w:t>
+        <w:t>Chưa áp dụng các kỹ thuật oversampling tiên tiến như SMOTE (Synthetic Minority Over-sampling Technique) [12] để xử lý mất cân bằng nhãn. Giải pháp class_weight='balanced' đơn giản hơn và ít rủi ro hơn nhưng cũng có thể không tối ưu cho mọi trường hợp</w:t>
+      </w:r>
+      <w:r>
+        <w:t>.</w:t>
       </w:r>
     </w:p>
     <w:p>
@@ -22671,7 +22676,10 @@
         </w:numPr>
       </w:pPr>
       <w:r>
-        <w:t>Chưa tích hợp các công cụ giải thích mô hình như SHAP (SHapley Additive exPlanations) hay LIME để cung cấp giải thích cấp độ từng cá nhân (local explanations). Điều này hạn chế khả năng của hệ thống trong việc giải thích "tại sao khách hàng cụ thể này bị cảnh báo Churn" cho người dùng cuối.</w:t>
+        <w:t>Chưa tích hợp các công cụ giải thích mô hình như SHAP (SHapley Additive exPlanations) [13] hay LIME để cung cấp giải thích cấp độ từng cá nhân (local explanations). Điều này hạn chế khả năng của hệ thống trong việc giải thích "tại sao khách hàng cụ thể này bị cảnh báo Churn" cho người dùng cuối</w:t>
+      </w:r>
+      <w:r>
+        <w:t>.</w:t>
       </w:r>
     </w:p>
     <w:p>
@@ -22744,7 +22752,10 @@
         </w:numPr>
       </w:pPr>
       <w:r>
-        <w:t>Cải thiện chất lượng mô hình: Áp dụng Optuna hoặc Bayesian Optimization để tối ưu siêu tham số tự động. Thử nghiệm các thuật toán Gradient Boosting hiện đại như XGBoost, LightGBM hoặc CatBoost – vốn thường cho kết quả vượt trội Random Forest trên dữ liệu bảng (tabular data). Kết hợp SMOTE với cross-validation có chiến lược phù hợp.</w:t>
+        <w:t>Cải thiện chất lượng mô hình: Áp dụng Optuna hoặc Bayesian Optimization để tối ưu siêu tham số tự động. Thử nghiệm các thuật toán Gradient Boosting hiện đại như XGBoost, LightGBM hoặc CatBoost [16] – vốn thường cho kết quả vượt trội Random Forest trên dữ liệu bảng (tabular data). Kết hợp SMOTE với cross-validation có chiến lược phù hợp</w:t>
+      </w:r>
+      <w:r>
+        <w:t>.</w:t>
       </w:r>
     </w:p>
     <w:p>
@@ -22756,11 +22767,8 @@
         </w:numPr>
       </w:pPr>
       <w:r>
-        <w:t xml:space="preserve">Tăng cường khả năng giải thích: Tích hợp SHAP values vào giao diện Web để hiển thị biểu đồ waterfall plot cho từng dự đoán, giải thích "tại sao" mô hình đưa </w:t>
-      </w:r>
-      <w:r>
         <w:lastRenderedPageBreak/>
-        <w:t>ra cảnh báo Churn cho từng khách hàng cụ thể – yếu tố then chốt để xây dựng niềm tin của người dùng cuối.</w:t>
+        <w:t>Tăng cường khả năng giải thích: Tích hợp SHAP values vào giao diện Web để hiển thị biểu đồ waterfall plot cho từng dự đoán, giải thích "tại sao" mô hình đưa ra cảnh báo Churn cho từng khách hàng cụ thể – yếu tố then chốt để xây dựng niềm tin của người dùng cuối.</w:t>
       </w:r>
     </w:p>
     <w:p>
@@ -22861,30 +22869,26 @@
       <w:pPr>
         <w:pStyle w:val="Content"/>
         <w:rPr>
-          <w:sz w:val="22"/>
-          <w:szCs w:val="22"/>
+          <w:szCs w:val="26"/>
         </w:rPr>
       </w:pPr>
       <w:r>
         <w:rPr>
-          <w:sz w:val="22"/>
-          <w:szCs w:val="22"/>
+          <w:szCs w:val="26"/>
         </w:rPr>
-        <w:t>[1] B. Richter and A. Mehner, "Empirical Analysis of Customer Acquisition Cost vs. Retention Cost in Telecommunications," Journal of Marketing Analytics, vol. 11, no. 2, pp. 45-62, 2023.</w:t>
+        <w:t>[1] P. Kotler and G. Armstrong, Principles of Marketing, 17th ed. Hoboken, NJ: Pearson Education, 2018, pp. 14-17.</w:t>
       </w:r>
     </w:p>
     <w:p>
       <w:pPr>
         <w:pStyle w:val="Content"/>
         <w:rPr>
-          <w:sz w:val="22"/>
-          <w:szCs w:val="22"/>
+          <w:szCs w:val="26"/>
         </w:rPr>
       </w:pPr>
       <w:r>
         <w:rPr>
-          <w:sz w:val="22"/>
-          <w:szCs w:val="22"/>
+          <w:szCs w:val="26"/>
         </w:rPr>
         <w:t>[2] F. Reichheld and W. Sasser, "Zero defections: Quality comes to services," Harvard Business Review, vol. 68, no. 5, pp. 105-111, 1990.</w:t>
       </w:r>
@@ -22893,14 +22897,12 @@
       <w:pPr>
         <w:pStyle w:val="Content"/>
         <w:rPr>
-          <w:sz w:val="22"/>
-          <w:szCs w:val="22"/>
+          <w:szCs w:val="26"/>
         </w:rPr>
       </w:pPr>
       <w:r>
         <w:rPr>
-          <w:sz w:val="22"/>
-          <w:szCs w:val="22"/>
+          <w:szCs w:val="26"/>
         </w:rPr>
         <w:t>[3] A. Géron, Hands-On Machine Learning with Scikit-Learn, Keras, and TensorFlow, 3rd ed. Sebastopol, CA: O'Reilly Media, 2022.</w:t>
       </w:r>
@@ -22909,14 +22911,12 @@
       <w:pPr>
         <w:pStyle w:val="Content"/>
         <w:rPr>
-          <w:sz w:val="22"/>
-          <w:szCs w:val="22"/>
+          <w:szCs w:val="26"/>
         </w:rPr>
       </w:pPr>
       <w:r>
         <w:rPr>
-          <w:sz w:val="22"/>
-          <w:szCs w:val="22"/>
+          <w:szCs w:val="26"/>
         </w:rPr>
         <w:t>[4] W. McKinney, Python for Data Analysis: Data Wrangling with Pandas, NumPy, and IPython, 3rd ed. Sebastopol, CA: O'Reilly Media, 2022.</w:t>
       </w:r>
@@ -22925,14 +22925,12 @@
       <w:pPr>
         <w:pStyle w:val="Content"/>
         <w:rPr>
-          <w:sz w:val="22"/>
-          <w:szCs w:val="22"/>
+          <w:szCs w:val="26"/>
         </w:rPr>
       </w:pPr>
       <w:r>
         <w:rPr>
-          <w:sz w:val="22"/>
-          <w:szCs w:val="22"/>
+          <w:szCs w:val="26"/>
         </w:rPr>
         <w:t>[5] Scikit-learn Developers, "Scikit-learn: Machine Learning in Python," Journal of Machine Learning Research, vol. 12, pp. 2825-2830, 2011. [Online]. Available: https://scikit-learn.org/stable/user_guide.html.</w:t>
       </w:r>
@@ -22941,14 +22939,12 @@
       <w:pPr>
         <w:pStyle w:val="Content"/>
         <w:rPr>
-          <w:sz w:val="22"/>
-          <w:szCs w:val="22"/>
+          <w:szCs w:val="26"/>
         </w:rPr>
       </w:pPr>
       <w:r>
         <w:rPr>
-          <w:sz w:val="22"/>
-          <w:szCs w:val="22"/>
+          <w:szCs w:val="26"/>
         </w:rPr>
         <w:t>[6] IBM Analytics, "Telco Customer Churn Dataset," Kaggle, 2019. [Online]. Available: https://www.kaggle.com/datasets/blastchar/telco-customer-churn.</w:t>
       </w:r>
@@ -22957,14 +22953,12 @@
       <w:pPr>
         <w:pStyle w:val="Content"/>
         <w:rPr>
-          <w:sz w:val="22"/>
-          <w:szCs w:val="22"/>
+          <w:szCs w:val="26"/>
         </w:rPr>
       </w:pPr>
       <w:r>
         <w:rPr>
-          <w:sz w:val="22"/>
-          <w:szCs w:val="22"/>
+          <w:szCs w:val="26"/>
         </w:rPr>
         <w:t>[7] L. Breiman, "Random Forests," Machine Learning, vol. 45, no. 1, pp. 5-32, 2001.</w:t>
       </w:r>
@@ -22973,14 +22967,12 @@
       <w:pPr>
         <w:pStyle w:val="Content"/>
         <w:rPr>
-          <w:sz w:val="22"/>
-          <w:szCs w:val="22"/>
+          <w:szCs w:val="26"/>
         </w:rPr>
       </w:pPr>
       <w:r>
         <w:rPr>
-          <w:sz w:val="22"/>
-          <w:szCs w:val="22"/>
+          <w:szCs w:val="26"/>
         </w:rPr>
         <w:t>[8] C. M. Bishop, Pattern Recognition and Machine Learning. New York, NY: Springer, 2006.</w:t>
       </w:r>
@@ -22989,14 +22981,12 @@
       <w:pPr>
         <w:pStyle w:val="Content"/>
         <w:rPr>
-          <w:sz w:val="22"/>
-          <w:szCs w:val="22"/>
+          <w:szCs w:val="26"/>
         </w:rPr>
       </w:pPr>
       <w:r>
         <w:rPr>
-          <w:sz w:val="22"/>
-          <w:szCs w:val="22"/>
+          <w:szCs w:val="26"/>
         </w:rPr>
         <w:t>[9] T. Hastie, R. Tibshirani, and J. Friedman, The Elements of Statistical Learning: Data Mining, Inference, and Prediction, 2nd ed. New York, NY: Springer, 2009.</w:t>
       </w:r>
@@ -23005,14 +22995,12 @@
       <w:pPr>
         <w:pStyle w:val="Content"/>
         <w:rPr>
-          <w:sz w:val="22"/>
-          <w:szCs w:val="22"/>
+          <w:szCs w:val="26"/>
         </w:rPr>
       </w:pPr>
       <w:r>
         <w:rPr>
-          <w:sz w:val="22"/>
-          <w:szCs w:val="22"/>
+          <w:szCs w:val="26"/>
         </w:rPr>
         <w:t>[10] Pandas Development Team, "Pandas Documentation," 2024. [Online]. Available: https://pandas.pydata.org/docs/.</w:t>
       </w:r>
@@ -23021,14 +23009,12 @@
       <w:pPr>
         <w:pStyle w:val="Content"/>
         <w:rPr>
-          <w:sz w:val="22"/>
-          <w:szCs w:val="22"/>
+          <w:szCs w:val="26"/>
         </w:rPr>
       </w:pPr>
       <w:r>
         <w:rPr>
-          <w:sz w:val="22"/>
-          <w:szCs w:val="22"/>
+          <w:szCs w:val="26"/>
         </w:rPr>
         <w:t>[11] Streamlit Inc., "Streamlit Documentation: Build and share data apps," 2024. [Online]. Available: https://docs.streamlit.io.</w:t>
       </w:r>
@@ -23037,15 +23023,14 @@
       <w:pPr>
         <w:pStyle w:val="Content"/>
         <w:rPr>
-          <w:sz w:val="22"/>
-          <w:szCs w:val="22"/>
+          <w:szCs w:val="26"/>
         </w:rPr>
       </w:pPr>
       <w:r>
         <w:rPr>
-          <w:sz w:val="22"/>
-          <w:szCs w:val="22"/>
+          <w:szCs w:val="26"/>
         </w:rPr>
+        <w:lastRenderedPageBreak/>
         <w:t>[12] N. V. Chawla, K. W. Bowyer, L. O. Hall, and W. P. Kegelmeyer, "SMOTE: Synthetic Minority Over-sampling Technique," Journal of Artificial Intelligence Research, vol. 16, pp. 321-357, 2002.</w:t>
       </w:r>
     </w:p>
@@ -23053,34 +23038,152 @@
       <w:pPr>
         <w:pStyle w:val="Content"/>
         <w:rPr>
-          <w:sz w:val="22"/>
-          <w:szCs w:val="22"/>
+          <w:szCs w:val="26"/>
         </w:rPr>
       </w:pPr>
       <w:r>
         <w:rPr>
-          <w:sz w:val="22"/>
-          <w:szCs w:val="22"/>
+          <w:szCs w:val="26"/>
         </w:rPr>
         <w:t>[13] S. M. Lundberg and S. I. Lee, "A Unified Approach to Interpreting Model Predictions," in Advances in Neural Information Processing Systems (NeurIPS), 2017, pp. 4765-4774.</w:t>
       </w:r>
+    </w:p>
+    <w:p>
+      <w:pPr>
+        <w:pStyle w:val="Content"/>
+        <w:rPr>
+          <w:szCs w:val="26"/>
+        </w:rPr>
+      </w:pPr>
+      <w:r>
+        <w:rPr>
+          <w:szCs w:val="26"/>
+        </w:rPr>
+        <w:t>[14] P. Chapman et al., "CRISP-DM 1.0: Step-by-step data mining guide," SPSS Inc., Technical Report, 2000.</w:t>
+      </w:r>
+    </w:p>
+    <w:p>
+      <w:pPr>
+        <w:pStyle w:val="Content"/>
+        <w:rPr>
+          <w:szCs w:val="26"/>
+        </w:rPr>
+      </w:pPr>
+      <w:r>
+        <w:rPr>
+          <w:szCs w:val="26"/>
+        </w:rPr>
+        <w:t>[15] Bộ Thông tin và Truyền thông, "Sách Trắng Công nghệ Thông tin và Truyền thông Việt Nam năm 2024," Hà Nội: NXB Thông tin và Truyền thông, 2024.</w:t>
+      </w:r>
+    </w:p>
+    <w:p>
+      <w:pPr>
+        <w:pStyle w:val="Content"/>
+        <w:rPr>
+          <w:szCs w:val="26"/>
+        </w:rPr>
+      </w:pPr>
+      <w:r>
+        <w:rPr>
+          <w:szCs w:val="26"/>
+        </w:rPr>
+        <w:t>[16] T. Chen and C. Guestrin, "XGBoost: A Scalable Tree Boosting System," in Proc. 22nd ACM SIGKDD Int. Conf. Knowledge Discovery and Data Mining, San Francisco, CA, 2016, pp. 785-794</w:t>
+      </w:r>
+      <w:r>
+        <w:rPr>
+          <w:szCs w:val="26"/>
+        </w:rPr>
+        <w:t>.</w:t>
+      </w:r>
+    </w:p>
+    <w:p>
+      <w:pPr>
+        <w:pStyle w:val="Content"/>
+        <w:rPr>
+          <w:szCs w:val="26"/>
+        </w:rPr>
+      </w:pPr>
+    </w:p>
+    <w:p>
+      <w:pPr>
+        <w:pStyle w:val="Content"/>
+        <w:rPr>
+          <w:szCs w:val="26"/>
+        </w:rPr>
+      </w:pPr>
+    </w:p>
+    <w:p>
+      <w:pPr>
+        <w:pStyle w:val="Content"/>
+        <w:rPr>
+          <w:szCs w:val="26"/>
+        </w:rPr>
+      </w:pPr>
+    </w:p>
+    <w:p>
+      <w:pPr>
+        <w:pStyle w:val="Content"/>
+        <w:rPr>
+          <w:szCs w:val="26"/>
+        </w:rPr>
+      </w:pPr>
+    </w:p>
+    <w:p>
+      <w:pPr>
+        <w:pStyle w:val="Content"/>
+        <w:rPr>
+          <w:szCs w:val="26"/>
+        </w:rPr>
+      </w:pPr>
+    </w:p>
+    <w:p>
+      <w:pPr>
+        <w:pStyle w:val="Content"/>
+        <w:rPr>
+          <w:szCs w:val="26"/>
+        </w:rPr>
+      </w:pPr>
+    </w:p>
+    <w:p>
+      <w:pPr>
+        <w:pStyle w:val="Content"/>
+        <w:rPr>
+          <w:szCs w:val="26"/>
+        </w:rPr>
+      </w:pPr>
+    </w:p>
+    <w:p>
+      <w:pPr>
+        <w:pStyle w:val="Content"/>
+        <w:rPr>
+          <w:szCs w:val="26"/>
+        </w:rPr>
+      </w:pPr>
+    </w:p>
+    <w:p>
+      <w:pPr>
+        <w:pStyle w:val="Content"/>
+        <w:rPr>
+          <w:szCs w:val="26"/>
+        </w:rPr>
+      </w:pPr>
+    </w:p>
+    <w:p>
+      <w:pPr>
+        <w:pStyle w:val="Content"/>
+        <w:rPr>
+          <w:szCs w:val="26"/>
+        </w:rPr>
+      </w:pPr>
     </w:p>
     <w:p>
       <w:pPr>
         <w:pStyle w:val="Content"/>
         <w:rPr>
           <w:rFonts w:eastAsiaTheme="minorHAnsi"/>
-          <w:sz w:val="22"/>
-          <w:szCs w:val="22"/>
+          <w:szCs w:val="26"/>
         </w:rPr>
       </w:pPr>
-      <w:r>
-        <w:rPr>
-          <w:sz w:val="22"/>
-          <w:szCs w:val="22"/>
-        </w:rPr>
-        <w:t>[14] P. Chapman et al., "CRISP-DM 1.0: Step-by-step data mining guide," SPSS Inc., Technical Report, 2000.</w:t>
-      </w:r>
     </w:p>
     <w:p>
       <w:pPr>
@@ -23725,7 +23828,7 @@
       </w:pPr>
     </w:p>
     <w:sectPr>
-      <w:footerReference w:type="default" r:id="rId28"/>
+      <w:footerReference w:type="default" r:id="rId29"/>
       <w:pgSz w:w="11907" w:h="16839" w:code="9"/>
       <w:pgMar w:top="1418" w:right="1134" w:bottom="1418" w:left="1701" w:header="283" w:footer="283" w:gutter="0"/>
       <w:pgNumType w:start="1"/>
